--- a/Bases de Datos II/Kit docente/Clase 13/Solucion Taller Clase 13 - VetCare.docx
+++ b/Bases de Datos II/Kit docente/Clase 13/Solucion Taller Clase 13 - VetCare.docx
@@ -14533,7 +14533,7 @@
           <w:color w:val="111111"/>
           <w:sz w:val="21"/>
         </w:rPr>
-        <w:t>app_vetcare</w:t>
+        <w:t>app_clinica</w:t>
       </w:r>
       <w:r>
         <w:rPr>

--- a/Bases de Datos II/Kit docente/Clase 13/Solucion Taller Clase 13 - VetCare.docx
+++ b/Bases de Datos II/Kit docente/Clase 13/Solucion Taller Clase 13 - VetCare.docx
@@ -475,7 +475,7 @@
           <w:color w:val="4A4A49"/>
           <w:sz w:val="22"/>
         </w:rPr>
-        <w:t xml:space="preserve">, …) y es instructivo que la version con </w:t>
+        <w:t xml:space="preserve">, …) y ensena mucho que la version con </w:t>
       </w:r>
       <w:r>
         <w:rPr>
@@ -1783,7 +1783,7 @@
           <w:color w:val="1A1C1D"/>
           <w:sz w:val="32"/>
         </w:rPr>
-        <w:t>5. Leccion en una frase accionable</w:t>
+        <w:t>5. Leccion en una frase concreta</w:t>
       </w:r>
     </w:p>
     <w:p>
@@ -2461,15 +2461,15 @@
           <w:color w:val="4A4A49"/>
           <w:sz w:val="22"/>
         </w:rPr>
-        <w:t>3 pts — la leccion redactada como regla accionable,</w:t>
-      </w:r>
-      <w:r>
-        <w:rPr>
-          <w:b w:val="0"/>
-          <w:color w:val="4A4A49"/>
-          <w:sz w:val="22"/>
-        </w:rPr>
-        <w:t xml:space="preserve"> en imperativo o como afirmacion verificable. «Hay que cuidar los respaldos» no es accionable; «un respaldo que no se ha restaurado no es un respaldo» si, porque se puede comprobar si se cumple o no.</w:t>
+        <w:t>3 pts — la leccion redactada como regla concreta,</w:t>
+      </w:r>
+      <w:r>
+        <w:rPr>
+          <w:b w:val="0"/>
+          <w:color w:val="4A4A49"/>
+          <w:sz w:val="22"/>
+        </w:rPr>
+        <w:t xml:space="preserve"> en imperativo o como afirmacion verificable. «Hay que cuidar los respaldos» no es concreta; «un respaldo que no se ha restaurado no es un respaldo» si, porque se puede comprobar si se cumple o no.</w:t>
       </w:r>
     </w:p>
     <w:p>
@@ -2704,15 +2704,15 @@
           <w:color w:val="4A4A49"/>
           <w:sz w:val="22"/>
         </w:rPr>
-        <w:t>Una leccion que no es accionable:</w:t>
-      </w:r>
-      <w:r>
-        <w:rPr>
-          <w:b w:val="0"/>
-          <w:color w:val="4A4A49"/>
-          <w:sz w:val="22"/>
-        </w:rPr>
-        <w:t xml:space="preserve"> «hay que ser cuidadoso con la base de datos», «la seguridad es importante». No se puede comprobar si se cumple. Una regla accionable siempre se puede convertir en una pregunta de si o no: ¿se restauro el ultimo respaldo? ¿se comparo el conteo?</w:t>
+        <w:t>Una leccion que no es concreta:</w:t>
+      </w:r>
+      <w:r>
+        <w:rPr>
+          <w:b w:val="0"/>
+          <w:color w:val="4A4A49"/>
+          <w:sz w:val="22"/>
+        </w:rPr>
+        <w:t xml:space="preserve"> «hay que ser cuidadoso con la base de datos», «la seguridad es importante». No se puede comprobar si se cumple. Una regla concreta siempre se puede convertir en una pregunta de si o no: ¿se restauro el ultimo respaldo? ¿se comparo el conteo?</w:t>
       </w:r>
     </w:p>
     <w:p>
@@ -6685,7 +6685,7 @@
           <w:color w:val="4A4A49"/>
           <w:sz w:val="22"/>
         </w:rPr>
-        <w:t xml:space="preserve"> Falla con «could not find a function named ...» o pide desambiguar. Es el mismo aprendizaje de la Clase 12 con los </w:t>
+        <w:t xml:space="preserve"> Falla con «could not find a function named ...» o pide aclarar cual. Es el mismo aprendizaje de la Clase 12 con los </w:t>
       </w:r>
       <w:r>
         <w:rPr>
